--- a/20_Projects/企業のオンライン保健室/株式会社サステナ/02_報告会記録/サステナ様_2026年4月_月次報告書.docx
+++ b/20_Projects/企業のオンライン保健室/株式会社サステナ/02_報告会記録/サステナ様_2026年4月_月次報告書.docx
@@ -3,26 +3,12 @@
 <w:document xmlns:wpc="http://schemas.microsoft.com/office/word/2010/wordprocessingCanvas" xmlns:mo="http://schemas.microsoft.com/office/mac/office/2008/main" xmlns:mc="http://schemas.openxmlformats.org/markup-compatibility/2006" xmlns:mv="urn:schemas-microsoft-com:mac:vml" xmlns:o="urn:schemas-microsoft-com:office:office" xmlns:r="http://schemas.openxmlformats.org/officeDocument/2006/relationships" xmlns:m="http://schemas.openxmlformats.org/officeDocument/2006/math" xmlns:v="urn:schemas-microsoft-com:vml" xmlns:wp14="http://schemas.microsoft.com/office/word/2010/wordprocessingDrawing" xmlns:wp="http://schemas.openxmlformats.org/drawingml/2006/wordprocessingDrawing" xmlns:w10="urn:schemas-microsoft-com:office:word" xmlns:w="http://schemas.openxmlformats.org/wordprocessingml/2006/main" xmlns:w14="http://schemas.microsoft.com/office/word/2010/wordml" xmlns:wpg="http://schemas.microsoft.com/office/word/2010/wordprocessingGroup" xmlns:wpi="http://schemas.microsoft.com/office/word/2010/wordprocessingInk" xmlns:wne="http://schemas.microsoft.com/office/word/2006/wordml" xmlns:wps="http://schemas.microsoft.com/office/word/2010/wordprocessingShape" mc:Ignorable="w14 wp14">
   <w:body>
     <w:p>
-      <w:pPr>
-        <w:jc w:val="center"/>
-      </w:pPr>
       <w:r>
         <w:rPr>
           <w:b/>
-          <w:sz w:val="32"/>
+          <w:sz w:val="28"/>
         </w:rPr>
         <w:t>企業のオンライン保健室　月次報告書</w:t>
-      </w:r>
-    </w:p>
-    <w:p>
-      <w:pPr>
-        <w:jc w:val="center"/>
-      </w:pPr>
-      <w:r>
-        <w:rPr>
-          <w:sz w:val="20"/>
-        </w:rPr>
-        <w:t>海音〜心体の調律〜　髙橋由香</w:t>
       </w:r>
     </w:p>
     <w:p/>
@@ -56,8 +42,8 @@
         </w:tc>
         <w:tc>
           <w:tcPr>
-            <w:tcW w:type="dxa" w:w="2351"/>
-            <w:shd w:val="clear" w:color="auto" w:fill="FFFFFF"/>
+            <w:tcW w:type="dxa" w:w="7053"/>
+            <w:gridSpan w:val="3"/>
           </w:tcPr>
           <w:p>
             <w:r>
@@ -66,6 +52,37 @@
                 <w:sz w:val="20"/>
               </w:rPr>
               <w:t>株式会社サステナ　様</w:t>
+            </w:r>
+          </w:p>
+        </w:tc>
+      </w:tr>
+      <w:tr>
+        <w:tc>
+          <w:tcPr>
+            <w:tcW w:type="dxa" w:w="2351"/>
+            <w:shd w:val="clear" w:color="auto" w:fill="D9E1F2"/>
+          </w:tcPr>
+          <w:p>
+            <w:r>
+              <w:rPr>
+                <w:b/>
+                <w:sz w:val="20"/>
+              </w:rPr>
+              <w:t>報告年月日</w:t>
+            </w:r>
+          </w:p>
+        </w:tc>
+        <w:tc>
+          <w:tcPr>
+            <w:tcW w:type="dxa" w:w="2351"/>
+          </w:tcPr>
+          <w:p>
+            <w:r>
+              <w:rPr>
+                <w:b w:val="0"/>
+                <w:sz w:val="20"/>
+              </w:rPr>
+              <w:t>2026年4月27日</w:t>
             </w:r>
           </w:p>
         </w:tc>
@@ -87,7 +104,6 @@
         <w:tc>
           <w:tcPr>
             <w:tcW w:type="dxa" w:w="2351"/>
-            <w:shd w:val="clear" w:color="auto" w:fill="FFFFFF"/>
           </w:tcPr>
           <w:p>
             <w:r>
@@ -95,56 +111,12 @@
                 <w:b w:val="0"/>
                 <w:sz w:val="20"/>
               </w:rPr>
-              <w:t>2026年４月</w:t>
+              <w:t>2026年4月</w:t>
             </w:r>
           </w:p>
         </w:tc>
       </w:tr>
-    </w:tbl>
-    <w:p/>
-    <w:tbl>
-      <w:tblPr>
-        <w:tblStyle w:val="TableGrid"/>
-        <w:tblW w:type="auto" w:w="0"/>
-        <w:tblLook w:firstColumn="1" w:firstRow="1" w:lastColumn="0" w:lastRow="0" w:noHBand="0" w:noVBand="1" w:val="04A0"/>
-      </w:tblPr>
-      <w:tblGrid>
-        <w:gridCol w:w="2351"/>
-        <w:gridCol w:w="2351"/>
-        <w:gridCol w:w="2351"/>
-        <w:gridCol w:w="2351"/>
-      </w:tblGrid>
       <w:tr>
-        <w:tc>
-          <w:tcPr>
-            <w:tcW w:type="dxa" w:w="2351"/>
-            <w:shd w:val="clear" w:color="auto" w:fill="D9E1F2"/>
-          </w:tcPr>
-          <w:p>
-            <w:r>
-              <w:rPr>
-                <w:b/>
-                <w:sz w:val="20"/>
-              </w:rPr>
-              <w:t>報告年月日</w:t>
-            </w:r>
-          </w:p>
-        </w:tc>
-        <w:tc>
-          <w:tcPr>
-            <w:tcW w:type="dxa" w:w="2351"/>
-            <w:shd w:val="clear" w:color="auto" w:fill="FFFFFF"/>
-          </w:tcPr>
-          <w:p>
-            <w:r>
-              <w:rPr>
-                <w:b w:val="0"/>
-                <w:sz w:val="20"/>
-              </w:rPr>
-              <w:t>2026年４月27日</w:t>
-            </w:r>
-          </w:p>
-        </w:tc>
         <w:tc>
           <w:tcPr>
             <w:tcW w:type="dxa" w:w="2351"/>
@@ -163,7 +135,6 @@
         <w:tc>
           <w:tcPr>
             <w:tcW w:type="dxa" w:w="2351"/>
-            <w:shd w:val="clear" w:color="auto" w:fill="FFFFFF"/>
           </w:tcPr>
           <w:p>
             <w:r>
@@ -175,23 +146,9 @@
             </w:r>
           </w:p>
         </w:tc>
-      </w:tr>
-    </w:tbl>
-    <w:p/>
-    <w:tbl>
-      <w:tblPr>
-        <w:tblStyle w:val="TableGrid"/>
-        <w:tblW w:type="auto" w:w="0"/>
-        <w:tblLook w:firstColumn="1" w:firstRow="1" w:lastColumn="0" w:lastRow="0" w:noHBand="0" w:noVBand="1" w:val="04A0"/>
-      </w:tblPr>
-      <w:tblGrid>
-        <w:gridCol w:w="4703"/>
-        <w:gridCol w:w="4703"/>
-      </w:tblGrid>
-      <w:tr>
         <w:tc>
           <w:tcPr>
-            <w:tcW w:type="dxa" w:w="4703"/>
+            <w:tcW w:type="dxa" w:w="2351"/>
             <w:shd w:val="clear" w:color="auto" w:fill="D9E1F2"/>
           </w:tcPr>
           <w:p>
@@ -206,8 +163,7 @@
         </w:tc>
         <w:tc>
           <w:tcPr>
-            <w:tcW w:type="dxa" w:w="4703"/>
-            <w:shd w:val="clear" w:color="auto" w:fill="FFFFFF"/>
+            <w:tcW w:type="dxa" w:w="2351"/>
           </w:tcPr>
           <w:p>
             <w:r>
@@ -226,7 +182,7 @@
       <w:r>
         <w:rPr>
           <w:b/>
-          <w:sz w:val="22"/>
+          <w:sz w:val="20"/>
         </w:rPr>
         <w:t>【総評】</w:t>
       </w:r>
@@ -248,7 +204,7 @@
       <w:r>
         <w:rPr>
           <w:b/>
-          <w:sz w:val="22"/>
+          <w:sz w:val="20"/>
         </w:rPr>
         <w:t>【個別セッションの状況】</w:t>
       </w:r>
@@ -284,7 +240,7 @@
         </w:tc>
         <w:tc>
           <w:tcPr>
-            <w:tcW w:type="dxa" w:w="1417"/>
+            <w:tcW w:type="dxa" w:w="1134"/>
             <w:vAlign w:val="top"/>
             <w:shd w:val="clear" w:color="auto" w:fill="D9E1F2"/>
           </w:tcPr>
@@ -316,7 +272,7 @@
         </w:tc>
         <w:tc>
           <w:tcPr>
-            <w:tcW w:type="dxa" w:w="3969"/>
+            <w:tcW w:type="dxa" w:w="4252"/>
             <w:vAlign w:val="top"/>
             <w:shd w:val="clear" w:color="auto" w:fill="D9E1F2"/>
           </w:tcPr>
@@ -326,7 +282,7 @@
                 <w:b/>
                 <w:sz w:val="20"/>
               </w:rPr>
-              <w:t>課題・取り組み</w:t>
+              <w:t>課題</w:t>
             </w:r>
           </w:p>
         </w:tc>
@@ -348,7 +304,7 @@
         </w:tc>
         <w:tc>
           <w:tcPr>
-            <w:tcW w:type="dxa" w:w="1417"/>
+            <w:tcW w:type="dxa" w:w="1134"/>
             <w:vAlign w:val="top"/>
           </w:tcPr>
           <w:p>
@@ -372,17 +328,13 @@
               <w:rPr>
                 <w:sz w:val="18"/>
               </w:rPr>
-              <w:t>3月に2回完了。</w:t>
-              <w:br/>
-              <w:t>心理状態96%と良好。</w:t>
-              <w:br/>
-              <w:t>睡眠リズム・下半身筋力が課題。</w:t>
+              <w:t>3月に2回完了。心理状態96%と良好。睡眠リズム・下半身筋力が課題。</w:t>
             </w:r>
           </w:p>
         </w:tc>
         <w:tc>
           <w:tcPr>
-            <w:tcW w:type="dxa" w:w="3969"/>
+            <w:tcW w:type="dxa" w:w="4252"/>
             <w:vAlign w:val="top"/>
           </w:tcPr>
           <w:p>
@@ -390,13 +342,13 @@
               <w:rPr>
                 <w:sz w:val="18"/>
               </w:rPr>
-              <w:t>・21時に5分の下半身運動（つま先立ち・足首バタバタ）</w:t>
+              <w:t>・21時5分の下半身運動</w:t>
               <w:br/>
               <w:t>・健康宅配食（ナッシュ）を試す</w:t>
               <w:br/>
               <w:t>・10秒開口ストレッチ</w:t>
               <w:br/>
-              <w:t>次回：2026年5月頃</w:t>
+              <w:t>次回：5月頃</w:t>
             </w:r>
           </w:p>
         </w:tc>
@@ -418,7 +370,7 @@
         </w:tc>
         <w:tc>
           <w:tcPr>
-            <w:tcW w:type="dxa" w:w="1417"/>
+            <w:tcW w:type="dxa" w:w="1134"/>
             <w:vAlign w:val="top"/>
           </w:tcPr>
           <w:p>
@@ -442,17 +394,13 @@
               <w:rPr>
                 <w:sz w:val="18"/>
               </w:rPr>
-              <w:t>副腎ホルモン50%・男性ホルモン50%・代謝35%・心理状態35%</w:t>
-              <w:br/>
-              <w:t>（いずれも要注意水準）</w:t>
-              <w:br/>
-              <w:t>仕事が頭から離れない状態が継続。前回休職前と似た状況に近づいている不安あり。</w:t>
+              <w:t>副腎・男性ホルモン50%・代謝35%・心理状態35%（要注意水準）。前回休職前と似た状況への不安あり。</w:t>
             </w:r>
           </w:p>
         </w:tc>
         <w:tc>
           <w:tcPr>
-            <w:tcW w:type="dxa" w:w="3969"/>
+            <w:tcW w:type="dxa" w:w="4252"/>
             <w:vAlign w:val="top"/>
           </w:tcPr>
           <w:p>
@@ -462,15 +410,13 @@
               </w:rPr>
               <w:t>・退勤の儀式（着替え・一度外に出る）</w:t>
               <w:br/>
-              <w:t>・ウインナーをやめる（添加物がホルモンに影響）</w:t>
+              <w:t>・ウインナーをやめる</w:t>
               <w:br/>
-              <w:t>・寝る前に良いことを1つ思い浮かべて寝る（脳科学）</w:t>
+              <w:t>・寝る前に良いことを1つ思い浮かべる</w:t>
               <w:br/>
-              <w:t>GWまでに引き継ぎ整理・社内フォロー要請予定</w:t>
+              <w:t>「前回と同じ状況になりそうなら会社に伝える」と決意</w:t>
               <w:br/>
-              <w:t>「休職前と同じ状況になりそうなら会社に伝える」と本人が決意</w:t>
-              <w:br/>
-              <w:t>次回：2026年5月22日（木）18:30〜</w:t>
+              <w:t>次回：5/22（木）18:30〜</w:t>
             </w:r>
           </w:p>
         </w:tc>
@@ -492,7 +438,7 @@
         </w:tc>
         <w:tc>
           <w:tcPr>
-            <w:tcW w:type="dxa" w:w="1417"/>
+            <w:tcW w:type="dxa" w:w="1134"/>
             <w:vAlign w:val="top"/>
           </w:tcPr>
           <w:p>
@@ -516,17 +462,13 @@
               <w:rPr>
                 <w:sz w:val="18"/>
               </w:rPr>
-              <w:t>心理状態88%・体調80%。</w:t>
-              <w:br/>
-              <w:t>血圧136/91（高血圧傾向）。</w:t>
-              <w:br/>
-              <w:t>毒素・代謝・副腎が要注意ライン超え。</w:t>
+              <w:t>心理状態88%・体調80%。血圧136/91（高血圧傾向）。毒素・代謝・副腎が要注意ライン超え。</w:t>
             </w:r>
           </w:p>
         </w:tc>
         <w:tc>
           <w:tcPr>
-            <w:tcW w:type="dxa" w:w="3969"/>
+            <w:tcW w:type="dxa" w:w="4252"/>
             <w:vAlign w:val="top"/>
           </w:tcPr>
           <w:p>
@@ -534,15 +476,13 @@
               <w:rPr>
                 <w:sz w:val="18"/>
               </w:rPr>
-              <w:t>・声に出す言語化（「楽々やってまーす」）</w:t>
+              <w:t>・「楽々やってまーす」と声に出す</w:t>
               <w:br/>
               <w:t>・寝る前の思考をポジティブに締める</w:t>
               <w:br/>
               <w:t>・旅・キャンプの予定を前もって立てる</w:t>
               <w:br/>
-              <w:t>複数の社員から「佐藤さんのところへ行けば大丈夫」との声をフィードバック</w:t>
-              <w:br/>
-              <w:t>次回：2026年6月頃</w:t>
+              <w:t>次回：6月頃</w:t>
             </w:r>
           </w:p>
         </w:tc>
@@ -564,7 +504,7 @@
         </w:tc>
         <w:tc>
           <w:tcPr>
-            <w:tcW w:type="dxa" w:w="1417"/>
+            <w:tcW w:type="dxa" w:w="1134"/>
             <w:vAlign w:val="top"/>
           </w:tcPr>
           <w:p>
@@ -588,17 +528,13 @@
               <w:rPr>
                 <w:sz w:val="18"/>
               </w:rPr>
-              <w:t>体調80%・心理状態58%。</w:t>
-              <w:br/>
-              <w:t>栄養30%・毒素28%・副腎25%が要注意ライン超え。</w:t>
-              <w:br/>
-              <w:t>低用量ピル服用中。</w:t>
+              <w:t>体調80%・心理状態58%。栄養30%・毒素28%・副腎25%が要注意ライン超え。低用量ピル服用中。</w:t>
             </w:r>
           </w:p>
         </w:tc>
         <w:tc>
           <w:tcPr>
-            <w:tcW w:type="dxa" w:w="3969"/>
+            <w:tcW w:type="dxa" w:w="4252"/>
             <w:vAlign w:val="top"/>
           </w:tcPr>
           <w:p>
@@ -606,13 +542,13 @@
               <w:rPr>
                 <w:sz w:val="18"/>
               </w:rPr>
-              <w:t>・栄養補給（マグネシウム・鉄＋ビタミンC・D）</w:t>
+              <w:t>・マグネシウム・鉄＋ビタミンC・D補給</w:t>
               <w:br/>
-              <w:t>・宿題：毎日5分「好きだったことを考えてみる」</w:t>
+              <w:t>・毎日5分「好きだったことを考える」</w:t>
               <w:br/>
               <w:t>・趣味（絵・色鉛筆・本）を生活に取り込む</w:t>
               <w:br/>
-              <w:t>次回：2026年6月頃</w:t>
+              <w:t>次回：6月頃</w:t>
             </w:r>
           </w:p>
         </w:tc>
@@ -634,7 +570,7 @@
         </w:tc>
         <w:tc>
           <w:tcPr>
-            <w:tcW w:type="dxa" w:w="1417"/>
+            <w:tcW w:type="dxa" w:w="1134"/>
             <w:vAlign w:val="top"/>
           </w:tcPr>
           <w:p>
@@ -658,17 +594,13 @@
               <w:rPr>
                 <w:sz w:val="18"/>
               </w:rPr>
-              <w:t>心理状態61%は安定。</w:t>
-              <w:br/>
-              <w:t>男性ホルモン・副腎・甲状腺・代謝が要注意ライン超え。</w:t>
-              <w:br/>
-              <w:t>胃腸・毒素負荷にも注意。</w:t>
+              <w:t>心理状態61%は安定。男性ホルモン・副腎・甲状腺・代謝が要注意ライン超え。</w:t>
             </w:r>
           </w:p>
         </w:tc>
         <w:tc>
           <w:tcPr>
-            <w:tcW w:type="dxa" w:w="3969"/>
+            <w:tcW w:type="dxa" w:w="4252"/>
             <w:vAlign w:val="top"/>
           </w:tcPr>
           <w:p>
@@ -677,8 +609,6 @@
                 <w:sz w:val="18"/>
               </w:rPr>
               <w:t>書面にて問診票結果をお伝え済み。</w:t>
-              <w:br/>
-              <w:t>面談は実施していません。</w:t>
               <w:br/>
               <w:t>5月以降、状況に応じて対応予定。</w:t>
             </w:r>
@@ -691,7 +621,7 @@
       <w:r>
         <w:rPr>
           <w:b/>
-          <w:sz w:val="22"/>
+          <w:sz w:val="20"/>
         </w:rPr>
         <w:t>【全体傾向と提言】</w:t>
       </w:r>
@@ -701,31 +631,12 @@
         <w:rPr>
           <w:sz w:val="20"/>
         </w:rPr>
-        <w:t>4月を通じて、全メンバーと向き合いました。</w:t>
+        <w:t>リモートワーク環境では仕事道具が常に目の前にあり、脳が仕事モードから抜け出せない状態が続きやすい傾向があります。樋田さん・大森さんに共通して「ゆっくりしたい」「休みたい」という声があり、体が静かに疲弊しているサインと受け止めています。</w:t>
         <w:br/>
-        <w:t>リモートワーク環境では仕事道具が常に目の前にあり、脳が仕事モードから抜け出せない状態が続きやすい傾向があります。樋田さん・大森さんに共通して「ゆっくりしたい」「休みたい」という声が出ており、体が静かに疲弊しているサインと受け止めています。</w:t>
         <w:br/>
-        <w:t>佐藤さんが「社員から信頼されている」という事実をまだ十分に受け取れていなかったことは、誠実に仕事をしている人ほど感謝が届きにくいという組織の構造的な課題を示しています。</w:t>
-      </w:r>
-    </w:p>
-    <w:p/>
-    <w:p>
-      <w:r>
-        <w:rPr>
-          <w:b/>
-          <w:sz w:val="22"/>
-        </w:rPr>
-        <w:t>【提言】</w:t>
-      </w:r>
-    </w:p>
-    <w:p>
-      <w:r>
-        <w:rPr>
-          <w:sz w:val="20"/>
-        </w:rPr>
-        <w:t>① 樋田さんは心身の数値が要注意水準です。「前回の休職前と同じ状況になりそうなら会社に伝える」という本人の決意を支えながら、引き続き月1回程度のフォローアップを実施していきます。</w:t>
+        <w:t>① 樋田さんは心身の数値が要注意水準です。「前回と同じ状況になりそうなら会社に伝える」という本人の決意を支えながら、月1回フォローを継続します。</w:t>
         <w:br/>
-        <w:t>② 浅野さん・大森さんについては次回6月のセッションに向けて、習慣の定着状況を確認します。「好きなことをしていい」という許可を丁寧に積み上げていきます。</w:t>
+        <w:t>② 浅野さん・大森さんは次回6月に向けて、習慣の定着状況を確認します。</w:t>
         <w:br/>
         <w:t>③ 三井さんとは5月以降、状況に応じて面談の機会を設けてまいります。</w:t>
       </w:r>
@@ -742,20 +653,8 @@
         <w:t>以上</w:t>
       </w:r>
     </w:p>
-    <w:p>
-      <w:pPr>
-        <w:jc w:val="right"/>
-      </w:pPr>
-      <w:r>
-        <w:rPr>
-          <w:sz w:val="20"/>
-        </w:rPr>
-        <w:t>海音〜心体の調律〜　髙橋由香</w:t>
-        <w:br/>
-        <w:t>y-takahashi@soumubucho-f.com</w:t>
-      </w:r>
-    </w:p>
     <w:sectPr>
+      <w:footerReference w:type="default" r:id="rId9"/>
       <w:pgSz w:w="12240" w:h="15840"/>
       <w:pgMar w:top="1134" w:right="1417" w:bottom="1134" w:left="1417" w:header="720" w:footer="720" w:gutter="0"/>
       <w:cols w:space="720"/>
@@ -763,6 +662,23 @@
     </w:sectPr>
   </w:body>
 </w:document>
+</file>
+
+<file path=word/footer1.xml><?xml version="1.0" encoding="utf-8"?>
+<w:ftr xmlns:m="http://schemas.openxmlformats.org/officeDocument/2006/math" xmlns:mc="http://schemas.openxmlformats.org/markup-compatibility/2006" xmlns:mo="http://schemas.microsoft.com/office/mac/office/2008/main" xmlns:mv="urn:schemas-microsoft-com:mac:vml" xmlns:o="urn:schemas-microsoft-com:office:office" xmlns:r="http://schemas.openxmlformats.org/officeDocument/2006/relationships" xmlns:v="urn:schemas-microsoft-com:vml" xmlns:w10="urn:schemas-microsoft-com:office:word" xmlns:w14="http://schemas.microsoft.com/office/word/2010/wordml" xmlns:w="http://schemas.openxmlformats.org/wordprocessingml/2006/main" xmlns:wne="http://schemas.microsoft.com/office/word/2006/wordml" xmlns:wp14="http://schemas.microsoft.com/office/word/2010/wordprocessingDrawing" xmlns:wp="http://schemas.openxmlformats.org/drawingml/2006/wordprocessingDrawing" xmlns:wpc="http://schemas.microsoft.com/office/word/2010/wordprocessingCanvas" xmlns:wpg="http://schemas.microsoft.com/office/word/2010/wordprocessingGroup" xmlns:wpi="http://schemas.microsoft.com/office/word/2010/wordprocessingInk" xmlns:wps="http://schemas.microsoft.com/office/word/2010/wordprocessingShape" mc:Ignorable="w14 wp14">
+  <w:p>
+    <w:pPr>
+      <w:pStyle w:val="Footer"/>
+      <w:jc w:val="right"/>
+    </w:pPr>
+    <w:r>
+      <w:rPr>
+        <w:sz w:val="18"/>
+      </w:rPr>
+      <w:t>海音〜心体の調律〜　髙橋由香</w:t>
+    </w:r>
+  </w:p>
+</w:ftr>
 </file>
 
 <file path=word/numbering.xml><?xml version="1.0" encoding="utf-8"?>
